--- a/Doc_Proédures_triggers.docx
+++ b/Doc_Proédures_triggers.docx
@@ -1,16 +1,93 @@
 
 <file path=word/document.xml><?xml version="1.0" encoding="utf-8"?>
-<w:document xmlns:wpc="http://schemas.microsoft.com/office/word/2010/wordprocessingCanvas" xmlns:cx="http://schemas.microsoft.com/office/drawing/2014/chartex" xmlns:cx1="http://schemas.microsoft.com/office/drawing/2015/9/8/chartex" xmlns:cx2="http://schemas.microsoft.com/office/drawing/2015/10/21/chartex" xmlns:cx3="http://schemas.microsoft.com/office/drawing/2016/5/9/chartex" xmlns:cx4="http://schemas.microsoft.com/office/drawing/2016/5/10/chartex" xmlns:cx5="http://schemas.microsoft.com/office/drawing/2016/5/11/chartex" xmlns:cx6="http://schemas.microsoft.com/office/drawing/2016/5/12/chartex" xmlns:cx7="http://schemas.microsoft.com/office/drawing/2016/5/13/chartex" xmlns:cx8="http://schemas.microsoft.com/office/drawing/2016/5/14/chartex" xmlns:mc="http://schemas.openxmlformats.org/markup-compatibility/2006" xmlns:aink="http://schemas.microsoft.com/office/drawing/2016/ink" xmlns:am3d="http://schemas.microsoft.com/office/drawing/2017/model3d" xmlns:o="urn:schemas-microsoft-com:office:office" xmlns:oel="http://schemas.microsoft.com/office/2019/extlst" xmlns:r="http://schemas.openxmlformats.org/officeDocument/2006/relationships" xmlns:m="http://schemas.openxmlformats.org/officeDocument/2006/math" xmlns:v="urn:schemas-microsoft-com:vml" xmlns:wp14="http://schemas.microsoft.com/office/word/2010/wordprocessingDrawing" xmlns:wp="http://schemas.openxmlformats.org/drawingml/2006/wordprocessingDrawing" xmlns:w10="urn:schemas-microsoft-com:office:word" xmlns:w="http://schemas.openxmlformats.org/wordprocessingml/2006/main" xmlns:w14="http://schemas.microsoft.com/office/word/2010/wordml" xmlns:w15="http://schemas.microsoft.com/office/word/2012/wordml" xmlns:w16cex="http://schemas.microsoft.com/office/word/2018/wordml/cex" xmlns:w16cid="http://schemas.microsoft.com/office/word/2016/wordml/cid" xmlns:w16="http://schemas.microsoft.com/office/word/2018/wordml" xmlns:w16du="http://schemas.microsoft.com/office/word/2023/wordml/word16du" xmlns:w16sdtdh="http://schemas.microsoft.com/office/word/2020/wordml/sdtdatahash" xmlns:w16se="http://schemas.microsoft.com/office/word/2015/wordml/symex" xmlns:wpg="http://schemas.microsoft.com/office/word/2010/wordprocessingGroup" xmlns:wpi="http://schemas.microsoft.com/office/word/2010/wordprocessingInk" xmlns:wne="http://schemas.microsoft.com/office/word/2006/wordml" xmlns:wps="http://schemas.microsoft.com/office/word/2010/wordprocessingShape" mc:Ignorable="w14 w15 w16se w16cid w16 w16cex w16sdtdh w16du wp14">
+<w:document xmlns:wpc="http://schemas.microsoft.com/office/word/2010/wordprocessingCanvas" xmlns:cx="http://schemas.microsoft.com/office/drawing/2014/chartex" xmlns:mc="http://schemas.openxmlformats.org/markup-compatibility/2006" xmlns:o="urn:schemas-microsoft-com:office:office" xmlns:r="http://schemas.openxmlformats.org/officeDocument/2006/relationships" xmlns:m="http://schemas.openxmlformats.org/officeDocument/2006/math" xmlns:v="urn:schemas-microsoft-com:vml" xmlns:wp14="http://schemas.microsoft.com/office/word/2010/wordprocessingDrawing" xmlns:wp="http://schemas.openxmlformats.org/drawingml/2006/wordprocessingDrawing" xmlns:w10="urn:schemas-microsoft-com:office:word" xmlns:w="http://schemas.openxmlformats.org/wordprocessingml/2006/main" xmlns:w14="http://schemas.microsoft.com/office/word/2010/wordml" xmlns:w15="http://schemas.microsoft.com/office/word/2012/wordml" xmlns:w16se="http://schemas.microsoft.com/office/word/2015/wordml/symex" xmlns:wpg="http://schemas.microsoft.com/office/word/2010/wordprocessingGroup" xmlns:wpi="http://schemas.microsoft.com/office/word/2010/wordprocessingInk" xmlns:wne="http://schemas.microsoft.com/office/word/2006/wordml" xmlns:wps="http://schemas.microsoft.com/office/word/2010/wordprocessingShape" mc:Ignorable="w14 w15 w16se wp14">
   <w:body>
     <w:p>
       <w:pPr>
-        <w:rPr>
-          <w:b/>
-          <w:bCs/>
-          <w:sz w:val="28"/>
-          <w:szCs w:val="28"/>
-        </w:rPr>
-      </w:pPr>
+        <w:jc w:val="center"/>
+        <w:rPr>
+          <w:b/>
+          <w:bCs/>
+          <w:sz w:val="28"/>
+          <w:szCs w:val="28"/>
+        </w:rPr>
+      </w:pPr>
+      <w:r>
+        <w:rPr>
+          <w:b/>
+          <w:bCs/>
+          <w:sz w:val="28"/>
+          <w:szCs w:val="28"/>
+          <w:u w:val="single"/>
+        </w:rPr>
+        <w:t>Appli :</w:t>
+      </w:r>
+    </w:p>
+    <w:p>
+      <w:pPr>
+        <w:rPr>
+          <w:b/>
+          <w:bCs/>
+          <w:sz w:val="28"/>
+          <w:szCs w:val="28"/>
+          <w:u w:val="single"/>
+        </w:rPr>
+      </w:pPr>
+      <w:r>
+        <w:rPr>
+          <w:b/>
+          <w:sz w:val="28"/>
+          <w:szCs w:val="28"/>
+        </w:rPr>
+        <w:t>Connection</w:t>
+      </w:r>
+    </w:p>
+    <w:p>
+      <w:r>
+        <w:t>Permet de se connecter avec son login, mot de passe, son rôle et retourne son id</w:t>
+      </w:r>
+    </w:p>
+    <w:p/>
+    <w:p>
+      <w:pPr>
+        <w:jc w:val="center"/>
+        <w:rPr>
+          <w:b/>
+          <w:sz w:val="28"/>
+          <w:szCs w:val="28"/>
+          <w:u w:val="single"/>
+        </w:rPr>
+      </w:pPr>
+      <w:r>
+        <w:rPr>
+          <w:b/>
+          <w:sz w:val="28"/>
+          <w:szCs w:val="28"/>
+          <w:u w:val="single"/>
+        </w:rPr>
+        <w:t>Cariste (Kelvin) :</w:t>
+      </w:r>
+    </w:p>
+    <w:p>
+      <w:pPr>
+        <w:rPr>
+          <w:b/>
+          <w:bCs/>
+          <w:sz w:val="28"/>
+          <w:szCs w:val="28"/>
+        </w:rPr>
+      </w:pPr>
+    </w:p>
+    <w:p>
+      <w:pPr>
+        <w:rPr>
+          <w:b/>
+          <w:bCs/>
+          <w:sz w:val="28"/>
+          <w:szCs w:val="28"/>
+        </w:rPr>
+      </w:pPr>
+      <w:proofErr w:type="spellStart"/>
       <w:r>
         <w:rPr>
           <w:b/>
@@ -20,6 +97,9 @@
         </w:rPr>
         <w:t>PalettesVide</w:t>
       </w:r>
+      <w:bookmarkStart w:id="0" w:name="_GoBack"/>
+      <w:bookmarkEnd w:id="0"/>
+      <w:proofErr w:type="spellEnd"/>
     </w:p>
     <w:p>
       <w:r>
@@ -36,6 +116,7 @@
           <w:szCs w:val="28"/>
         </w:rPr>
       </w:pPr>
+      <w:proofErr w:type="spellStart"/>
       <w:r>
         <w:rPr>
           <w:b/>
@@ -54,28 +135,24 @@
         </w:rPr>
         <w:t>Remplie</w:t>
       </w:r>
-    </w:p>
-    <w:p>
-      <w:r>
-        <w:t xml:space="preserve">Récupère toutes les palettes </w:t>
-      </w:r>
-      <w:r>
-        <w:t>pleines</w:t>
-      </w:r>
-      <w:r>
-        <w:t xml:space="preserve"> de l’étage 0 qui sont assigné au cariste et appartenant à la zone introduit en paramètre.</w:t>
-      </w:r>
-    </w:p>
-    <w:p/>
-    <w:p>
-      <w:pPr>
-        <w:rPr>
-          <w:b/>
-          <w:bCs/>
-          <w:sz w:val="28"/>
-          <w:szCs w:val="28"/>
-        </w:rPr>
-      </w:pPr>
+      <w:proofErr w:type="spellEnd"/>
+    </w:p>
+    <w:p>
+      <w:r>
+        <w:t>Récupère toutes les palettes pleines de l’étage 0 qui sont assigné au cariste et appartenant à la zone introduit en paramètre.</w:t>
+      </w:r>
+    </w:p>
+    <w:p/>
+    <w:p>
+      <w:pPr>
+        <w:rPr>
+          <w:b/>
+          <w:bCs/>
+          <w:sz w:val="28"/>
+          <w:szCs w:val="28"/>
+        </w:rPr>
+      </w:pPr>
+      <w:proofErr w:type="spellStart"/>
       <w:r>
         <w:rPr>
           <w:b/>
@@ -94,6 +171,7 @@
         </w:rPr>
         <w:t>r</w:t>
       </w:r>
+      <w:proofErr w:type="spellEnd"/>
     </w:p>
     <w:p>
       <w:r>
@@ -110,6 +188,7 @@
           <w:szCs w:val="28"/>
         </w:rPr>
       </w:pPr>
+      <w:proofErr w:type="spellStart"/>
       <w:r>
         <w:rPr>
           <w:b/>
@@ -126,45 +205,26 @@
           <w:sz w:val="28"/>
           <w:szCs w:val="28"/>
         </w:rPr>
-        <w:t>Rempli</w:t>
-      </w:r>
-      <w:r>
-        <w:rPr>
-          <w:b/>
-          <w:bCs/>
-          <w:sz w:val="28"/>
-          <w:szCs w:val="28"/>
-        </w:rPr>
-        <w:t>r</w:t>
-      </w:r>
-    </w:p>
-    <w:p>
-      <w:r>
-        <w:t xml:space="preserve">Modifie le statut de la palette en tant que </w:t>
-      </w:r>
-      <w:r>
-        <w:t>pleine</w:t>
-      </w:r>
-      <w:r>
-        <w:t xml:space="preserve"> et ajuste son nombre d’articles en stock </w:t>
-      </w:r>
-      <w:r>
-        <w:t>à son maximum</w:t>
-      </w:r>
-      <w:r>
-        <w:t>.</w:t>
-      </w:r>
-    </w:p>
-    <w:p/>
-    <w:p>
-      <w:pPr>
-        <w:rPr>
-          <w:b/>
-          <w:bCs/>
-          <w:sz w:val="28"/>
-          <w:szCs w:val="28"/>
-        </w:rPr>
-      </w:pPr>
+        <w:t>Remplir</w:t>
+      </w:r>
+      <w:proofErr w:type="spellEnd"/>
+    </w:p>
+    <w:p>
+      <w:r>
+        <w:t>Modifie le statut de la palette en tant que pleine et ajuste son nombre d’articles en stock à son maximum.</w:t>
+      </w:r>
+    </w:p>
+    <w:p/>
+    <w:p>
+      <w:pPr>
+        <w:rPr>
+          <w:b/>
+          <w:bCs/>
+          <w:sz w:val="28"/>
+          <w:szCs w:val="28"/>
+        </w:rPr>
+      </w:pPr>
+      <w:proofErr w:type="spellStart"/>
       <w:r>
         <w:rPr>
           <w:b/>
@@ -174,10 +234,352 @@
         </w:rPr>
         <w:t>StockageEtage</w:t>
       </w:r>
+      <w:proofErr w:type="spellEnd"/>
     </w:p>
     <w:p>
       <w:r>
         <w:t>Récupère toutes les palettes au hauteur d’une zone.</w:t>
+      </w:r>
+    </w:p>
+    <w:p/>
+    <w:p>
+      <w:pPr>
+        <w:jc w:val="center"/>
+        <w:rPr>
+          <w:b/>
+          <w:sz w:val="28"/>
+          <w:szCs w:val="28"/>
+          <w:u w:val="single"/>
+        </w:rPr>
+      </w:pPr>
+      <w:r>
+        <w:rPr>
+          <w:b/>
+          <w:sz w:val="28"/>
+          <w:szCs w:val="28"/>
+          <w:u w:val="single"/>
+        </w:rPr>
+        <w:t>Responsable (Quentin</w:t>
+      </w:r>
+      <w:r>
+        <w:rPr>
+          <w:b/>
+          <w:sz w:val="28"/>
+          <w:szCs w:val="28"/>
+          <w:u w:val="single"/>
+        </w:rPr>
+        <w:t>) :</w:t>
+      </w:r>
+    </w:p>
+    <w:p/>
+    <w:p>
+      <w:pPr>
+        <w:rPr>
+          <w:b/>
+          <w:sz w:val="28"/>
+          <w:szCs w:val="28"/>
+        </w:rPr>
+      </w:pPr>
+      <w:proofErr w:type="spellStart"/>
+      <w:r>
+        <w:rPr>
+          <w:b/>
+          <w:sz w:val="28"/>
+          <w:szCs w:val="28"/>
+        </w:rPr>
+        <w:t>AjoutUtilisateur</w:t>
+      </w:r>
+      <w:proofErr w:type="spellEnd"/>
+    </w:p>
+    <w:p>
+      <w:r>
+        <w:t xml:space="preserve">Permet d’ajouter un </w:t>
+      </w:r>
+      <w:proofErr w:type="spellStart"/>
+      <w:r>
+        <w:t>utlisateurs</w:t>
+      </w:r>
+      <w:proofErr w:type="spellEnd"/>
+      <w:r>
+        <w:t xml:space="preserve">, avec un login, un mot de passe, une zone et son </w:t>
+      </w:r>
+      <w:proofErr w:type="spellStart"/>
+      <w:r>
+        <w:t>role</w:t>
+      </w:r>
+      <w:proofErr w:type="spellEnd"/>
+      <w:r>
+        <w:t xml:space="preserve"> (Cariste ? </w:t>
+      </w:r>
+      <w:proofErr w:type="spellStart"/>
+      <w:r>
+        <w:t>Preparateur</w:t>
+      </w:r>
+      <w:proofErr w:type="spellEnd"/>
+      <w:r>
+        <w:t>)</w:t>
+      </w:r>
+    </w:p>
+    <w:p/>
+    <w:p>
+      <w:pPr>
+        <w:rPr>
+          <w:b/>
+          <w:sz w:val="28"/>
+          <w:szCs w:val="28"/>
+        </w:rPr>
+      </w:pPr>
+      <w:proofErr w:type="spellStart"/>
+      <w:r>
+        <w:rPr>
+          <w:b/>
+          <w:sz w:val="28"/>
+          <w:szCs w:val="28"/>
+        </w:rPr>
+        <w:lastRenderedPageBreak/>
+        <w:t>CommandeCreation</w:t>
+      </w:r>
+      <w:proofErr w:type="spellEnd"/>
+    </w:p>
+    <w:p>
+      <w:r>
+        <w:t xml:space="preserve">Permet de créer une nouvelle commande et ses sous commandes avec la date et l’id de son </w:t>
+      </w:r>
+      <w:proofErr w:type="spellStart"/>
+      <w:r>
+        <w:t>responable</w:t>
+      </w:r>
+      <w:proofErr w:type="spellEnd"/>
+    </w:p>
+    <w:p/>
+    <w:p>
+      <w:pPr>
+        <w:rPr>
+          <w:b/>
+          <w:sz w:val="28"/>
+          <w:szCs w:val="28"/>
+        </w:rPr>
+      </w:pPr>
+      <w:proofErr w:type="spellStart"/>
+      <w:r>
+        <w:rPr>
+          <w:b/>
+          <w:sz w:val="28"/>
+          <w:szCs w:val="28"/>
+        </w:rPr>
+        <w:t>EditUtilisateur</w:t>
+      </w:r>
+      <w:proofErr w:type="spellEnd"/>
+    </w:p>
+    <w:p>
+      <w:r>
+        <w:t>Permet à la fois de modifier et de supprimer un utilisateur</w:t>
+      </w:r>
+    </w:p>
+    <w:p/>
+    <w:p>
+      <w:pPr>
+        <w:rPr>
+          <w:b/>
+          <w:sz w:val="28"/>
+          <w:szCs w:val="28"/>
+        </w:rPr>
+      </w:pPr>
+      <w:proofErr w:type="spellStart"/>
+      <w:r>
+        <w:rPr>
+          <w:b/>
+          <w:sz w:val="28"/>
+          <w:szCs w:val="28"/>
+        </w:rPr>
+        <w:t>GetZone</w:t>
+      </w:r>
+      <w:proofErr w:type="spellEnd"/>
+    </w:p>
+    <w:p>
+      <w:r>
+        <w:t>Permet de récupérer le nom des zones</w:t>
+      </w:r>
+    </w:p>
+    <w:p/>
+    <w:p>
+      <w:pPr>
+        <w:rPr>
+          <w:b/>
+          <w:sz w:val="28"/>
+          <w:szCs w:val="28"/>
+        </w:rPr>
+      </w:pPr>
+      <w:proofErr w:type="spellStart"/>
+      <w:r>
+        <w:rPr>
+          <w:b/>
+          <w:sz w:val="28"/>
+          <w:szCs w:val="28"/>
+        </w:rPr>
+        <w:t>LierPreparateurCommande</w:t>
+      </w:r>
+      <w:proofErr w:type="spellEnd"/>
+    </w:p>
+    <w:p>
+      <w:r>
+        <w:t xml:space="preserve">Permet d’assigner un préparateur à une </w:t>
+      </w:r>
+      <w:r>
+        <w:t xml:space="preserve">sous </w:t>
+      </w:r>
+      <w:r>
+        <w:t>commande</w:t>
+      </w:r>
+    </w:p>
+    <w:p/>
+    <w:p>
+      <w:pPr>
+        <w:rPr>
+          <w:b/>
+          <w:sz w:val="28"/>
+          <w:szCs w:val="28"/>
+        </w:rPr>
+      </w:pPr>
+      <w:proofErr w:type="spellStart"/>
+      <w:r>
+        <w:rPr>
+          <w:b/>
+          <w:sz w:val="28"/>
+          <w:szCs w:val="28"/>
+        </w:rPr>
+        <w:t>ShowCommande</w:t>
+      </w:r>
+      <w:proofErr w:type="spellEnd"/>
+    </w:p>
+    <w:p>
+      <w:r>
+        <w:t>Permet de récupérer toutes les commandes avec leurs informations</w:t>
+      </w:r>
+    </w:p>
+    <w:p/>
+    <w:p>
+      <w:pPr>
+        <w:rPr>
+          <w:b/>
+          <w:sz w:val="28"/>
+          <w:szCs w:val="28"/>
+        </w:rPr>
+      </w:pPr>
+      <w:proofErr w:type="spellStart"/>
+      <w:r>
+        <w:rPr>
+          <w:b/>
+          <w:sz w:val="28"/>
+          <w:szCs w:val="28"/>
+        </w:rPr>
+        <w:t>ShowCommandeParZone</w:t>
+      </w:r>
+      <w:proofErr w:type="spellEnd"/>
+    </w:p>
+    <w:p>
+      <w:r>
+        <w:t>Permet de récupérer toutes les commandes en fonction d’une zone spécifiée</w:t>
+      </w:r>
+    </w:p>
+    <w:p/>
+    <w:p>
+      <w:pPr>
+        <w:rPr>
+          <w:b/>
+          <w:sz w:val="28"/>
+          <w:szCs w:val="28"/>
+        </w:rPr>
+      </w:pPr>
+      <w:proofErr w:type="spellStart"/>
+      <w:r>
+        <w:rPr>
+          <w:b/>
+          <w:sz w:val="28"/>
+          <w:szCs w:val="28"/>
+        </w:rPr>
+        <w:t>ShowCommander</w:t>
+      </w:r>
+      <w:proofErr w:type="spellEnd"/>
+    </w:p>
+    <w:p>
+      <w:r>
+        <w:t>Permet de récupérer tous les éléments de la table commander</w:t>
+      </w:r>
+    </w:p>
+    <w:p/>
+    <w:p>
+      <w:pPr>
+        <w:rPr>
+          <w:b/>
+          <w:sz w:val="28"/>
+          <w:szCs w:val="28"/>
+        </w:rPr>
+      </w:pPr>
+      <w:proofErr w:type="spellStart"/>
+      <w:r>
+        <w:rPr>
+          <w:b/>
+          <w:sz w:val="28"/>
+          <w:szCs w:val="28"/>
+        </w:rPr>
+        <w:t>ShowPreparateurs</w:t>
+      </w:r>
+      <w:proofErr w:type="spellEnd"/>
+    </w:p>
+    <w:p>
+      <w:r>
+        <w:t>Permet de récupérer tous les préparateurs</w:t>
+      </w:r>
+    </w:p>
+    <w:p/>
+    <w:p>
+      <w:pPr>
+        <w:rPr>
+          <w:b/>
+          <w:sz w:val="28"/>
+          <w:szCs w:val="28"/>
+        </w:rPr>
+      </w:pPr>
+      <w:proofErr w:type="spellStart"/>
+      <w:r>
+        <w:rPr>
+          <w:b/>
+          <w:sz w:val="28"/>
+          <w:szCs w:val="28"/>
+        </w:rPr>
+        <w:t>ShowSousCommandeZoneNonAssigne</w:t>
+      </w:r>
+      <w:proofErr w:type="spellEnd"/>
+    </w:p>
+    <w:p>
+      <w:r>
+        <w:t>Permet de récupérer toutes les sous commandes d’une seule commande par zone et non assigne</w:t>
+      </w:r>
+    </w:p>
+    <w:p/>
+    <w:p>
+      <w:pPr>
+        <w:rPr>
+          <w:b/>
+          <w:sz w:val="28"/>
+          <w:szCs w:val="28"/>
+        </w:rPr>
+      </w:pPr>
+      <w:proofErr w:type="spellStart"/>
+      <w:r>
+        <w:rPr>
+          <w:b/>
+          <w:sz w:val="28"/>
+          <w:szCs w:val="28"/>
+        </w:rPr>
+        <w:t>ShowUtilisateur</w:t>
+      </w:r>
+      <w:proofErr w:type="spellEnd"/>
+    </w:p>
+    <w:p>
+      <w:r>
+        <w:t>Permet de récupérer tous les utilisateurs</w:t>
       </w:r>
     </w:p>
     <w:sectPr>
@@ -191,7 +593,7 @@
 </file>
 
 <file path=word/styles.xml><?xml version="1.0" encoding="utf-8"?>
-<w:styles xmlns:mc="http://schemas.openxmlformats.org/markup-compatibility/2006" xmlns:r="http://schemas.openxmlformats.org/officeDocument/2006/relationships" xmlns:w="http://schemas.openxmlformats.org/wordprocessingml/2006/main" xmlns:w14="http://schemas.microsoft.com/office/word/2010/wordml" xmlns:w15="http://schemas.microsoft.com/office/word/2012/wordml" xmlns:w16cex="http://schemas.microsoft.com/office/word/2018/wordml/cex" xmlns:w16cid="http://schemas.microsoft.com/office/word/2016/wordml/cid" xmlns:w16="http://schemas.microsoft.com/office/word/2018/wordml" xmlns:w16du="http://schemas.microsoft.com/office/word/2023/wordml/word16du" xmlns:w16sdtdh="http://schemas.microsoft.com/office/word/2020/wordml/sdtdatahash" xmlns:w16se="http://schemas.microsoft.com/office/word/2015/wordml/symex" mc:Ignorable="w14 w15 w16se w16cid w16 w16cex w16sdtdh w16du">
+<w:styles xmlns:mc="http://schemas.openxmlformats.org/markup-compatibility/2006" xmlns:r="http://schemas.openxmlformats.org/officeDocument/2006/relationships" xmlns:w="http://schemas.openxmlformats.org/wordprocessingml/2006/main" xmlns:w14="http://schemas.microsoft.com/office/word/2010/wordml" xmlns:w15="http://schemas.microsoft.com/office/word/2012/wordml" xmlns:w16se="http://schemas.microsoft.com/office/word/2015/wordml/symex" mc:Ignorable="w14 w15 w16se">
   <w:docDefaults>
     <w:rPrDefault>
       <w:rPr>
@@ -209,7 +611,7 @@
       </w:pPr>
     </w:pPrDefault>
   </w:docDefaults>
-  <w:latentStyles w:defLockedState="0" w:defUIPriority="99" w:defSemiHidden="0" w:defUnhideWhenUsed="0" w:defQFormat="0" w:count="376">
+  <w:latentStyles w:defLockedState="0" w:defUIPriority="99" w:defSemiHidden="0" w:defUnhideWhenUsed="0" w:defQFormat="0" w:count="371">
     <w:lsdException w:name="Normal" w:uiPriority="0" w:qFormat="1"/>
     <w:lsdException w:name="heading 1" w:uiPriority="9" w:qFormat="1"/>
     <w:lsdException w:name="heading 2" w:semiHidden="1" w:uiPriority="9" w:unhideWhenUsed="1" w:qFormat="1"/>
@@ -581,19 +983,16 @@
     <w:lsdException w:name="List Table 5 Dark Accent 6" w:uiPriority="50"/>
     <w:lsdException w:name="List Table 6 Colorful Accent 6" w:uiPriority="51"/>
     <w:lsdException w:name="List Table 7 Colorful Accent 6" w:uiPriority="52"/>
-    <w:lsdException w:name="Mention" w:semiHidden="1" w:unhideWhenUsed="1"/>
-    <w:lsdException w:name="Smart Hyperlink" w:semiHidden="1" w:unhideWhenUsed="1"/>
-    <w:lsdException w:name="Hashtag" w:semiHidden="1" w:unhideWhenUsed="1"/>
-    <w:lsdException w:name="Unresolved Mention" w:semiHidden="1" w:unhideWhenUsed="1"/>
-    <w:lsdException w:name="Smart Link" w:semiHidden="1" w:unhideWhenUsed="1"/>
   </w:latentStyles>
   <w:style w:type="paragraph" w:default="1" w:styleId="Normal">
     <w:name w:val="Normal"/>
     <w:qFormat/>
+    <w:rsid w:val="008D7785"/>
   </w:style>
   <w:style w:type="character" w:default="1" w:styleId="Policepardfaut">
     <w:name w:val="Default Paragraph Font"/>
     <w:uiPriority w:val="1"/>
+    <w:semiHidden/>
     <w:unhideWhenUsed/>
   </w:style>
   <w:style w:type="table" w:default="1" w:styleId="TableauNormal">
